--- a/러시아 인권변호사/3부/3부_6화_선거_조작_저지.docx
+++ b/러시아 인권변호사/3부/3부_6화_선거_조작_저지.docx
@@ -272,6 +272,121 @@
           <w:i w:val="0"/>
           <w:sz w:val="22"/>
         </w:rPr>
+        <w:t>Откуда список, Паша? Мне нужно понимать, насколько ему верить.</w:t>
+      </w:r>
+    </w:p>
+    <w:p>
+      <w:pPr>
+        <w:spacing w:before="0" w:after="110" w:line="300" w:lineRule="auto"/>
+      </w:pPr>
+      <w:r>
+        <w:rPr>
+          <w:rFonts w:ascii="Times New Roman" w:hAnsi="Times New Roman" w:eastAsia="Malgun Gothic"/>
+          <w:b/>
+          <w:i w:val="0"/>
+          <w:sz w:val="22"/>
+        </w:rPr>
+        <w:t xml:space="preserve">Павел: </w:t>
+      </w:r>
+      <w:r>
+        <w:rPr>
+          <w:rFonts w:ascii="Times New Roman" w:hAnsi="Times New Roman" w:eastAsia="Malgun Gothic"/>
+          <w:b w:val="0"/>
+          <w:i w:val="0"/>
+          <w:sz w:val="22"/>
+        </w:rPr>
+        <w:t>Бывший коллега из районной администрации. Его заставили готовить эти списки. Он пьёт третью неделю и позвонил мне, потому что больше некому.</w:t>
+      </w:r>
+    </w:p>
+    <w:p>
+      <w:pPr>
+        <w:spacing w:before="0" w:after="110" w:line="300" w:lineRule="auto"/>
+      </w:pPr>
+      <w:r>
+        <w:rPr>
+          <w:rFonts w:ascii="Times New Roman" w:hAnsi="Times New Roman" w:eastAsia="Malgun Gothic"/>
+          <w:b/>
+          <w:i w:val="0"/>
+          <w:sz w:val="22"/>
+        </w:rPr>
+        <w:t xml:space="preserve">Лёша: </w:t>
+      </w:r>
+      <w:r>
+        <w:rPr>
+          <w:rFonts w:ascii="Times New Roman" w:hAnsi="Times New Roman" w:eastAsia="Malgun Gothic"/>
+          <w:b w:val="0"/>
+          <w:i w:val="0"/>
+          <w:sz w:val="22"/>
+        </w:rPr>
+        <w:t>Он понимает, чем рискует?</w:t>
+      </w:r>
+    </w:p>
+    <w:p>
+      <w:pPr>
+        <w:spacing w:before="0" w:after="110" w:line="300" w:lineRule="auto"/>
+      </w:pPr>
+      <w:r>
+        <w:rPr>
+          <w:rFonts w:ascii="Times New Roman" w:hAnsi="Times New Roman" w:eastAsia="Malgun Gothic"/>
+          <w:b/>
+          <w:i w:val="0"/>
+          <w:sz w:val="22"/>
+        </w:rPr>
+        <w:t xml:space="preserve">Павел: </w:t>
+      </w:r>
+      <w:r>
+        <w:rPr>
+          <w:rFonts w:ascii="Times New Roman" w:hAnsi="Times New Roman" w:eastAsia="Malgun Gothic"/>
+          <w:b w:val="0"/>
+          <w:i w:val="0"/>
+          <w:sz w:val="22"/>
+        </w:rPr>
+        <w:t>Лучше нас с тобой. Поэтому только двенадцать. Остальные восемь он боится даже произносить по телефону.</w:t>
+      </w:r>
+    </w:p>
+    <w:p>
+      <w:pPr>
+        <w:spacing w:before="0" w:after="110" w:line="300" w:lineRule="auto"/>
+      </w:pPr>
+      <w:r>
+        <w:rPr>
+          <w:rFonts w:ascii="Times New Roman" w:hAnsi="Times New Roman" w:eastAsia="Malgun Gothic"/>
+          <w:b/>
+          <w:i w:val="0"/>
+          <w:sz w:val="22"/>
+        </w:rPr>
+        <w:t xml:space="preserve">Лёша: </w:t>
+      </w:r>
+      <w:r>
+        <w:rPr>
+          <w:rFonts w:ascii="Times New Roman" w:hAnsi="Times New Roman" w:eastAsia="Malgun Gothic"/>
+          <w:b w:val="0"/>
+          <w:i w:val="0"/>
+          <w:sz w:val="22"/>
+        </w:rPr>
+        <w:t>Не дави на него. Пусть сам решит.</w:t>
+      </w:r>
+    </w:p>
+    <w:p>
+      <w:pPr>
+        <w:spacing w:before="0" w:after="110" w:line="300" w:lineRule="auto"/>
+      </w:pPr>
+      <w:r>
+        <w:rPr>
+          <w:rFonts w:ascii="Times New Roman" w:hAnsi="Times New Roman" w:eastAsia="Malgun Gothic"/>
+          <w:b/>
+          <w:i w:val="0"/>
+          <w:sz w:val="22"/>
+        </w:rPr>
+        <w:t xml:space="preserve">Лёша: </w:t>
+      </w:r>
+      <w:r>
+        <w:rPr>
+          <w:rFonts w:ascii="Times New Roman" w:hAnsi="Times New Roman" w:eastAsia="Malgun Gothic"/>
+          <w:b w:val="0"/>
+          <w:i w:val="0"/>
+          <w:sz w:val="22"/>
+        </w:rPr>
         <w:t>Этого достаточно, чтобы начать. Спасибо, Паша.</w:t>
       </w:r>
     </w:p>
@@ -371,7 +486,7 @@
           <w:i w:val="0"/>
           <w:sz w:val="22"/>
         </w:rPr>
-        <w:t xml:space="preserve">Сташенко: </w:t>
+        <w:t xml:space="preserve">Лёша: </w:t>
       </w:r>
       <w:r>
         <w:rPr>
@@ -380,7 +495,7 @@
           <w:i w:val="0"/>
           <w:sz w:val="22"/>
         </w:rPr>
-        <w:t>Алексей Николаевич, у меня опыт видеонаблюдения — пять лет в частной охране. Могу за два дня обучить группу работать со скрытыми камерами в рамках закона.</w:t>
+        <w:t>Сорок на всю область… У Волошина в каждой комиссии по пять своих.</w:t>
       </w:r>
     </w:p>
     <w:p>
@@ -394,7 +509,7 @@
           <w:i w:val="0"/>
           <w:sz w:val="22"/>
         </w:rPr>
-        <w:t xml:space="preserve">Лёша: </w:t>
+        <w:t xml:space="preserve">Катя: </w:t>
       </w:r>
       <w:r>
         <w:rPr>
@@ -403,7 +518,7 @@
           <w:i w:val="0"/>
           <w:sz w:val="22"/>
         </w:rPr>
-        <w:t>Действуйте. Игорь, вы теперь отвечаете за техническую часть операции.</w:t>
+        <w:t>Зато наши сорок знают, что ищут. Их пять — не знают, что их ищут.</w:t>
       </w:r>
     </w:p>
     <w:p>
@@ -426,7 +541,7 @@
           <w:i w:val="0"/>
           <w:sz w:val="22"/>
         </w:rPr>
-        <w:t>Одно условие: всё, что снимаем, сразу уходит в облако. Ни одной записи, которая живёт только на телефоне.</w:t>
+        <w:t>Алексей Николаевич, у меня опыт видеонаблюдения — пять лет в частной охране. Могу за два дня обучить группу работать со скрытыми камерами в рамках закона.</w:t>
       </w:r>
     </w:p>
     <w:p>
@@ -449,7 +564,188 @@
           <w:i w:val="0"/>
           <w:sz w:val="22"/>
         </w:rPr>
+        <w:t>Действуйте. Игорь, вы теперь отвечаете за техническую часть операции.</w:t>
+      </w:r>
+    </w:p>
+    <w:p>
+      <w:pPr>
+        <w:spacing w:before="0" w:after="110" w:line="300" w:lineRule="auto"/>
+      </w:pPr>
+      <w:r>
+        <w:rPr>
+          <w:rFonts w:ascii="Times New Roman" w:hAnsi="Times New Roman" w:eastAsia="Malgun Gothic"/>
+          <w:b/>
+          <w:i w:val="0"/>
+          <w:sz w:val="22"/>
+        </w:rPr>
+        <w:t xml:space="preserve">Сташенко: </w:t>
+      </w:r>
+      <w:r>
+        <w:rPr>
+          <w:rFonts w:ascii="Times New Roman" w:hAnsi="Times New Roman" w:eastAsia="Malgun Gothic"/>
+          <w:b w:val="0"/>
+          <w:i w:val="0"/>
+          <w:sz w:val="22"/>
+        </w:rPr>
+        <w:t>Одно условие: всё, что снимаем, сразу уходит в облако. Ни одной записи, которая живёт только на телефоне.</w:t>
+      </w:r>
+    </w:p>
+    <w:p>
+      <w:pPr>
+        <w:spacing w:before="0" w:after="110" w:line="300" w:lineRule="auto"/>
+      </w:pPr>
+      <w:r>
+        <w:rPr>
+          <w:rFonts w:ascii="Times New Roman" w:hAnsi="Times New Roman" w:eastAsia="Malgun Gothic"/>
+          <w:b/>
+          <w:i w:val="0"/>
+          <w:sz w:val="22"/>
+        </w:rPr>
+        <w:t xml:space="preserve">Лёша: </w:t>
+      </w:r>
+      <w:r>
+        <w:rPr>
+          <w:rFonts w:ascii="Times New Roman" w:hAnsi="Times New Roman" w:eastAsia="Malgun Gothic"/>
+          <w:b w:val="0"/>
+          <w:i w:val="0"/>
+          <w:sz w:val="22"/>
+        </w:rPr>
         <w:t>Принято.</w:t>
+      </w:r>
+    </w:p>
+    <w:p>
+      <w:pPr>
+        <w:spacing w:before="0" w:after="110" w:line="300" w:lineRule="auto"/>
+      </w:pPr>
+      <w:r>
+        <w:rPr>
+          <w:rFonts w:ascii="Times New Roman" w:hAnsi="Times New Roman" w:eastAsia="Malgun Gothic"/>
+          <w:b/>
+          <w:i w:val="0"/>
+          <w:sz w:val="22"/>
+        </w:rPr>
+        <w:t xml:space="preserve">Катя: </w:t>
+      </w:r>
+      <w:r>
+        <w:rPr>
+          <w:rFonts w:ascii="Times New Roman" w:hAnsi="Times New Roman" w:eastAsia="Malgun Gothic"/>
+          <w:b w:val="0"/>
+          <w:i w:val="0"/>
+          <w:sz w:val="22"/>
+        </w:rPr>
+        <w:t>Игорь, а почему вы вообще к нам пришли? Пять лет в охране — это хорошие деньги. У нас вы получаете ноль.</w:t>
+      </w:r>
+    </w:p>
+    <w:p>
+      <w:pPr>
+        <w:spacing w:before="0" w:after="110" w:line="300" w:lineRule="auto"/>
+      </w:pPr>
+      <w:r>
+        <w:rPr>
+          <w:rFonts w:ascii="Times New Roman" w:hAnsi="Times New Roman" w:eastAsia="Malgun Gothic"/>
+          <w:b/>
+          <w:i w:val="0"/>
+          <w:sz w:val="22"/>
+        </w:rPr>
+        <w:t xml:space="preserve">Сташенко: </w:t>
+      </w:r>
+      <w:r>
+        <w:rPr>
+          <w:rFonts w:ascii="Times New Roman" w:hAnsi="Times New Roman" w:eastAsia="Malgun Gothic"/>
+          <w:b w:val="0"/>
+          <w:i/>
+          <w:color w:val="555555"/>
+          <w:sz w:val="22"/>
+        </w:rPr>
+        <w:t>(пожимает плечами)</w:t>
+      </w:r>
+      <w:r>
+        <w:rPr>
+          <w:rFonts w:ascii="Times New Roman" w:hAnsi="Times New Roman" w:eastAsia="Malgun Gothic"/>
+          <w:b w:val="0"/>
+          <w:i w:val="0"/>
+          <w:sz w:val="22"/>
+        </w:rPr>
+        <w:t xml:space="preserve"> Охранял склад одного холдинга. Однажды ночью видел, как из него вывозят документы на трёх машинах, а утром по телевизору сказали, что склад сгорел. Я тогда промолчал.</w:t>
+      </w:r>
+    </w:p>
+    <w:p>
+      <w:pPr>
+        <w:spacing w:before="0" w:after="110" w:line="300" w:lineRule="auto"/>
+      </w:pPr>
+      <w:r>
+        <w:rPr>
+          <w:rFonts w:ascii="Times New Roman" w:hAnsi="Times New Roman" w:eastAsia="Malgun Gothic"/>
+          <w:b/>
+          <w:i w:val="0"/>
+          <w:sz w:val="22"/>
+        </w:rPr>
+        <w:t xml:space="preserve">Лёша: </w:t>
+      </w:r>
+      <w:r>
+        <w:rPr>
+          <w:rFonts w:ascii="Times New Roman" w:hAnsi="Times New Roman" w:eastAsia="Malgun Gothic"/>
+          <w:b w:val="0"/>
+          <w:i w:val="0"/>
+          <w:sz w:val="22"/>
+        </w:rPr>
+        <w:t>А теперь?</w:t>
+      </w:r>
+    </w:p>
+    <w:p>
+      <w:pPr>
+        <w:spacing w:before="0" w:after="110" w:line="300" w:lineRule="auto"/>
+      </w:pPr>
+      <w:r>
+        <w:rPr>
+          <w:rFonts w:ascii="Times New Roman" w:hAnsi="Times New Roman" w:eastAsia="Malgun Gothic"/>
+          <w:b/>
+          <w:i w:val="0"/>
+          <w:sz w:val="22"/>
+        </w:rPr>
+        <w:t xml:space="preserve">Сташенко: </w:t>
+      </w:r>
+      <w:r>
+        <w:rPr>
+          <w:rFonts w:ascii="Times New Roman" w:hAnsi="Times New Roman" w:eastAsia="Malgun Gothic"/>
+          <w:b w:val="0"/>
+          <w:i w:val="0"/>
+          <w:sz w:val="22"/>
+        </w:rPr>
+        <w:t>А теперь у меня дочь в первом классе. Не хочу, чтобы она выросла в стране, где папа промолчал.</w:t>
+      </w:r>
+    </w:p>
+    <w:p>
+      <w:pPr>
+        <w:spacing w:before="0" w:after="110" w:line="300" w:lineRule="auto"/>
+      </w:pPr>
+      <w:r>
+        <w:rPr>
+          <w:rFonts w:ascii="Times New Roman" w:hAnsi="Times New Roman" w:eastAsia="Malgun Gothic"/>
+          <w:b/>
+          <w:i w:val="0"/>
+          <w:sz w:val="22"/>
+        </w:rPr>
+        <w:t xml:space="preserve">Лёша: </w:t>
+      </w:r>
+      <w:r>
+        <w:rPr>
+          <w:rFonts w:ascii="Times New Roman" w:hAnsi="Times New Roman" w:eastAsia="Malgun Gothic"/>
+          <w:b w:val="0"/>
+          <w:i/>
+          <w:color w:val="555555"/>
+          <w:sz w:val="22"/>
+        </w:rPr>
+        <w:t>(кивает)</w:t>
+      </w:r>
+      <w:r>
+        <w:rPr>
+          <w:rFonts w:ascii="Times New Roman" w:hAnsi="Times New Roman" w:eastAsia="Malgun Gothic"/>
+          <w:b w:val="0"/>
+          <w:i w:val="0"/>
+          <w:sz w:val="22"/>
+        </w:rPr>
+        <w:t xml:space="preserve"> Значит, у нас с вами одна причина, Игорь.</w:t>
       </w:r>
     </w:p>
     <w:p>
@@ -706,6 +1002,108 @@
           <w:i w:val="0"/>
           <w:sz w:val="22"/>
         </w:rPr>
+        <w:t xml:space="preserve">Волонтёр 2: </w:t>
+      </w:r>
+      <w:r>
+        <w:rPr>
+          <w:rFonts w:ascii="Times New Roman" w:hAnsi="Times New Roman" w:eastAsia="Malgun Gothic"/>
+          <w:b w:val="0"/>
+          <w:i w:val="0"/>
+          <w:sz w:val="22"/>
+        </w:rPr>
+        <w:t>А моя знает. Сказала: «Иди, только шарф надень».</w:t>
+      </w:r>
+    </w:p>
+    <w:p>
+      <w:pPr>
+        <w:spacing w:before="0" w:after="110" w:line="300" w:lineRule="auto"/>
+      </w:pPr>
+      <w:r>
+        <w:rPr>
+          <w:rFonts w:ascii="Times New Roman" w:hAnsi="Times New Roman" w:eastAsia="Malgun Gothic"/>
+          <w:b/>
+          <w:i w:val="0"/>
+          <w:sz w:val="22"/>
+        </w:rPr>
+        <w:t xml:space="preserve">Сташенко: </w:t>
+      </w:r>
+      <w:r>
+        <w:rPr>
+          <w:rFonts w:ascii="Times New Roman" w:hAnsi="Times New Roman" w:eastAsia="Malgun Gothic"/>
+          <w:b w:val="0"/>
+          <w:i/>
+          <w:color w:val="555555"/>
+          <w:sz w:val="22"/>
+        </w:rPr>
+        <w:t>(улыбается)</w:t>
+      </w:r>
+      <w:r>
+        <w:rPr>
+          <w:rFonts w:ascii="Times New Roman" w:hAnsi="Times New Roman" w:eastAsia="Malgun Gothic"/>
+          <w:b w:val="0"/>
+          <w:i w:val="0"/>
+          <w:sz w:val="22"/>
+        </w:rPr>
+        <w:t xml:space="preserve"> Мудрая женщина. На участках холодно, сидеть придётся по двенадцать часов. Термосы, батарейки, зарядки — всё с собой.</w:t>
+      </w:r>
+    </w:p>
+    <w:p>
+      <w:pPr>
+        <w:spacing w:before="0" w:after="110" w:line="300" w:lineRule="auto"/>
+      </w:pPr>
+      <w:r>
+        <w:rPr>
+          <w:rFonts w:ascii="Times New Roman" w:hAnsi="Times New Roman" w:eastAsia="Malgun Gothic"/>
+          <w:b/>
+          <w:i w:val="0"/>
+          <w:sz w:val="22"/>
+        </w:rPr>
+        <w:t xml:space="preserve">Волонтёр 1: </w:t>
+      </w:r>
+      <w:r>
+        <w:rPr>
+          <w:rFonts w:ascii="Times New Roman" w:hAnsi="Times New Roman" w:eastAsia="Malgun Gothic"/>
+          <w:b w:val="0"/>
+          <w:i w:val="0"/>
+          <w:sz w:val="22"/>
+        </w:rPr>
+        <w:t>А если захочется в туалет, а там как раз будут вскрывать урну?</w:t>
+      </w:r>
+    </w:p>
+    <w:p>
+      <w:pPr>
+        <w:spacing w:before="0" w:after="110" w:line="300" w:lineRule="auto"/>
+      </w:pPr>
+      <w:r>
+        <w:rPr>
+          <w:rFonts w:ascii="Times New Roman" w:hAnsi="Times New Roman" w:eastAsia="Malgun Gothic"/>
+          <w:b/>
+          <w:i w:val="0"/>
+          <w:sz w:val="22"/>
+        </w:rPr>
+        <w:t xml:space="preserve">Сташенко: </w:t>
+      </w:r>
+      <w:r>
+        <w:rPr>
+          <w:rFonts w:ascii="Times New Roman" w:hAnsi="Times New Roman" w:eastAsia="Malgun Gothic"/>
+          <w:b w:val="0"/>
+          <w:i w:val="0"/>
+          <w:sz w:val="22"/>
+        </w:rPr>
+        <w:t>Для этого вас двое на участке. Меняетесь. Никогда не оставляйте урну без глаз. Ни на минуту.</w:t>
+      </w:r>
+    </w:p>
+    <w:p>
+      <w:pPr>
+        <w:spacing w:before="0" w:after="110" w:line="300" w:lineRule="auto"/>
+      </w:pPr>
+      <w:r>
+        <w:rPr>
+          <w:rFonts w:ascii="Times New Roman" w:hAnsi="Times New Roman" w:eastAsia="Malgun Gothic"/>
+          <w:b/>
+          <w:i w:val="0"/>
+          <w:sz w:val="22"/>
+        </w:rPr>
         <w:t xml:space="preserve">Катя: </w:t>
       </w:r>
       <w:r>
@@ -983,6 +1381,117 @@
     </w:p>
     <w:p>
       <w:pPr>
+        <w:spacing w:before="0" w:after="110" w:line="300" w:lineRule="auto"/>
+      </w:pPr>
+      <w:r>
+        <w:rPr>
+          <w:rFonts w:ascii="Times New Roman" w:hAnsi="Times New Roman" w:eastAsia="Malgun Gothic"/>
+          <w:b/>
+          <w:i w:val="0"/>
+          <w:sz w:val="22"/>
+        </w:rPr>
+        <w:t xml:space="preserve">Лёша: </w:t>
+      </w:r>
+      <w:r>
+        <w:rPr>
+          <w:rFonts w:ascii="Times New Roman" w:hAnsi="Times New Roman" w:eastAsia="Malgun Gothic"/>
+          <w:b w:val="0"/>
+          <w:i w:val="0"/>
+          <w:sz w:val="22"/>
+        </w:rPr>
+        <w:t>Валентина Игоревна, а вы сами? Вам не опасно?</w:t>
+      </w:r>
+    </w:p>
+    <w:p>
+      <w:pPr>
+        <w:spacing w:before="0" w:after="110" w:line="300" w:lineRule="auto"/>
+      </w:pPr>
+      <w:r>
+        <w:rPr>
+          <w:rFonts w:ascii="Times New Roman" w:hAnsi="Times New Roman" w:eastAsia="Malgun Gothic"/>
+          <w:b/>
+          <w:i w:val="0"/>
+          <w:sz w:val="22"/>
+        </w:rPr>
+        <w:t xml:space="preserve">Громова: </w:t>
+      </w:r>
+      <w:r>
+        <w:rPr>
+          <w:rFonts w:ascii="Times New Roman" w:hAnsi="Times New Roman" w:eastAsia="Malgun Gothic"/>
+          <w:b w:val="0"/>
+          <w:i w:val="0"/>
+          <w:sz w:val="22"/>
+        </w:rPr>
+        <w:t xml:space="preserve">Я двадцать лет в комиссии. Выдала списки по официальному запросу, как требует закон. Всё под протокол. </w:t>
+      </w:r>
+      <w:r>
+        <w:rPr>
+          <w:rFonts w:ascii="Times New Roman" w:hAnsi="Times New Roman" w:eastAsia="Malgun Gothic"/>
+          <w:b w:val="0"/>
+          <w:i/>
+          <w:color w:val="555555"/>
+          <w:sz w:val="22"/>
+        </w:rPr>
+        <w:t>(пауза)</w:t>
+      </w:r>
+      <w:r>
+        <w:rPr>
+          <w:rFonts w:ascii="Times New Roman" w:hAnsi="Times New Roman" w:eastAsia="Malgun Gothic"/>
+          <w:b w:val="0"/>
+          <w:i w:val="0"/>
+          <w:sz w:val="22"/>
+        </w:rPr>
+        <w:t xml:space="preserve"> Опасно — это когда молчишь, а потом тебя же делают крайней.</w:t>
+      </w:r>
+    </w:p>
+    <w:p>
+      <w:pPr>
+        <w:spacing w:before="0" w:after="110" w:line="300" w:lineRule="auto"/>
+      </w:pPr>
+      <w:r>
+        <w:rPr>
+          <w:rFonts w:ascii="Times New Roman" w:hAnsi="Times New Roman" w:eastAsia="Malgun Gothic"/>
+          <w:b/>
+          <w:i w:val="0"/>
+          <w:sz w:val="22"/>
+        </w:rPr>
+        <w:t xml:space="preserve">Лёша: </w:t>
+      </w:r>
+      <w:r>
+        <w:rPr>
+          <w:rFonts w:ascii="Times New Roman" w:hAnsi="Times New Roman" w:eastAsia="Malgun Gothic"/>
+          <w:b w:val="0"/>
+          <w:i w:val="0"/>
+          <w:sz w:val="22"/>
+        </w:rPr>
+        <w:t>Если понадобится юрист — у нас есть Инна Сергеевна. Для вас — бесплатно и без огласки.</w:t>
+      </w:r>
+    </w:p>
+    <w:p>
+      <w:pPr>
+        <w:spacing w:before="0" w:after="110" w:line="300" w:lineRule="auto"/>
+      </w:pPr>
+      <w:r>
+        <w:rPr>
+          <w:rFonts w:ascii="Times New Roman" w:hAnsi="Times New Roman" w:eastAsia="Malgun Gothic"/>
+          <w:b/>
+          <w:i w:val="0"/>
+          <w:sz w:val="22"/>
+        </w:rPr>
+        <w:t xml:space="preserve">Громова: </w:t>
+      </w:r>
+      <w:r>
+        <w:rPr>
+          <w:rFonts w:ascii="Times New Roman" w:hAnsi="Times New Roman" w:eastAsia="Malgun Gothic"/>
+          <w:b w:val="0"/>
+          <w:i w:val="0"/>
+          <w:sz w:val="22"/>
+        </w:rPr>
+        <w:t>Запомню. Надеюсь, не понадобится.</w:t>
+      </w:r>
+    </w:p>
+    <w:p>
+      <w:pPr>
         <w:keepNext/>
         <w:spacing w:before="320" w:after="140"/>
       </w:pPr>
@@ -1200,6 +1709,128 @@
     </w:p>
     <w:p>
       <w:pPr>
+        <w:spacing w:before="0" w:after="110" w:line="300" w:lineRule="auto"/>
+      </w:pPr>
+      <w:r>
+        <w:rPr>
+          <w:rFonts w:ascii="Times New Roman" w:hAnsi="Times New Roman" w:eastAsia="Malgun Gothic"/>
+          <w:b/>
+          <w:i w:val="0"/>
+          <w:sz w:val="22"/>
+        </w:rPr>
+        <w:t xml:space="preserve">Волонтёр 2: </w:t>
+      </w:r>
+      <w:r>
+        <w:rPr>
+          <w:rFonts w:ascii="Times New Roman" w:hAnsi="Times New Roman" w:eastAsia="Malgun Gothic"/>
+          <w:b w:val="0"/>
+          <w:i/>
+          <w:color w:val="555555"/>
+          <w:sz w:val="22"/>
+        </w:rPr>
+        <w:t>(по рации)</w:t>
+      </w:r>
+      <w:r>
+        <w:rPr>
+          <w:rFonts w:ascii="Times New Roman" w:hAnsi="Times New Roman" w:eastAsia="Malgun Gothic"/>
+          <w:b w:val="0"/>
+          <w:i w:val="0"/>
+          <w:sz w:val="22"/>
+        </w:rPr>
+        <w:t xml:space="preserve"> Ещё одно. На двадцать седьмом участке в списке значится мужчина сто четырёх лет. Голосовал на прошлых выборах. Соседи говорят, он умер, когда они ещё в школу ходили.</w:t>
+      </w:r>
+    </w:p>
+    <w:p>
+      <w:pPr>
+        <w:spacing w:before="0" w:after="110" w:line="300" w:lineRule="auto"/>
+      </w:pPr>
+      <w:r>
+        <w:rPr>
+          <w:rFonts w:ascii="Times New Roman" w:hAnsi="Times New Roman" w:eastAsia="Malgun Gothic"/>
+          <w:b/>
+          <w:i w:val="0"/>
+          <w:sz w:val="22"/>
+        </w:rPr>
+        <w:t xml:space="preserve">Катя: </w:t>
+      </w:r>
+      <w:r>
+        <w:rPr>
+          <w:rFonts w:ascii="Times New Roman" w:hAnsi="Times New Roman" w:eastAsia="Malgun Gothic"/>
+          <w:b w:val="0"/>
+          <w:i/>
+          <w:color w:val="555555"/>
+          <w:sz w:val="22"/>
+        </w:rPr>
+        <w:t>(невольно смеётся)</w:t>
+      </w:r>
+      <w:r>
+        <w:rPr>
+          <w:rFonts w:ascii="Times New Roman" w:hAnsi="Times New Roman" w:eastAsia="Malgun Gothic"/>
+          <w:b w:val="0"/>
+          <w:i w:val="0"/>
+          <w:sz w:val="22"/>
+        </w:rPr>
+        <w:t xml:space="preserve"> Сто четыре года… Павел Геннадьевич, ваш Чичиков хоть бы возраст правдоподобный подбирал.</w:t>
+      </w:r>
+    </w:p>
+    <w:p>
+      <w:pPr>
+        <w:spacing w:before="0" w:after="110" w:line="300" w:lineRule="auto"/>
+      </w:pPr>
+      <w:r>
+        <w:rPr>
+          <w:rFonts w:ascii="Times New Roman" w:hAnsi="Times New Roman" w:eastAsia="Malgun Gothic"/>
+          <w:b/>
+          <w:i w:val="0"/>
+          <w:sz w:val="22"/>
+        </w:rPr>
+        <w:t xml:space="preserve">Павел: </w:t>
+      </w:r>
+      <w:r>
+        <w:rPr>
+          <w:rFonts w:ascii="Times New Roman" w:hAnsi="Times New Roman" w:eastAsia="Malgun Gothic"/>
+          <w:b w:val="0"/>
+          <w:i/>
+          <w:color w:val="555555"/>
+          <w:sz w:val="22"/>
+        </w:rPr>
+        <w:t>(по связи)</w:t>
+      </w:r>
+      <w:r>
+        <w:rPr>
+          <w:rFonts w:ascii="Times New Roman" w:hAnsi="Times New Roman" w:eastAsia="Malgun Gothic"/>
+          <w:b w:val="0"/>
+          <w:i w:val="0"/>
+          <w:sz w:val="22"/>
+        </w:rPr>
+        <w:t xml:space="preserve"> Чичиков был аккуратнее, Катя. Эти работают на объём.</w:t>
+      </w:r>
+    </w:p>
+    <w:p>
+      <w:pPr>
+        <w:spacing w:before="0" w:after="110" w:line="300" w:lineRule="auto"/>
+      </w:pPr>
+      <w:r>
+        <w:rPr>
+          <w:rFonts w:ascii="Times New Roman" w:hAnsi="Times New Roman" w:eastAsia="Malgun Gothic"/>
+          <w:b/>
+          <w:i w:val="0"/>
+          <w:sz w:val="22"/>
+        </w:rPr>
+        <w:t xml:space="preserve">Сташенко: </w:t>
+      </w:r>
+      <w:r>
+        <w:rPr>
+          <w:rFonts w:ascii="Times New Roman" w:hAnsi="Times New Roman" w:eastAsia="Malgun Gothic"/>
+          <w:b w:val="0"/>
+          <w:i w:val="0"/>
+          <w:sz w:val="22"/>
+        </w:rPr>
+        <w:t>Фото списка и справку из ЗАГСа — в папку двадцать семь. Утром Инна Сергеевна сделает запрос.</w:t>
+      </w:r>
+    </w:p>
+    <w:p>
+      <w:pPr>
         <w:keepNext/>
         <w:spacing w:before="320" w:after="140"/>
       </w:pPr>
@@ -1464,6 +2095,121 @@
     </w:p>
     <w:p>
       <w:pPr>
+        <w:spacing w:before="0" w:after="110" w:line="300" w:lineRule="auto"/>
+      </w:pPr>
+      <w:r>
+        <w:rPr>
+          <w:rFonts w:ascii="Times New Roman" w:hAnsi="Times New Roman" w:eastAsia="Malgun Gothic"/>
+          <w:b/>
+          <w:i w:val="0"/>
+          <w:sz w:val="22"/>
+        </w:rPr>
+        <w:t xml:space="preserve">Лёша: </w:t>
+      </w:r>
+      <w:r>
+        <w:rPr>
+          <w:rFonts w:ascii="Times New Roman" w:hAnsi="Times New Roman" w:eastAsia="Malgun Gothic"/>
+          <w:b w:val="0"/>
+          <w:i w:val="0"/>
+          <w:sz w:val="22"/>
+        </w:rPr>
+        <w:t>Как его зовут?</w:t>
+      </w:r>
+    </w:p>
+    <w:p>
+      <w:pPr>
+        <w:spacing w:before="0" w:after="110" w:line="300" w:lineRule="auto"/>
+      </w:pPr>
+      <w:r>
+        <w:rPr>
+          <w:rFonts w:ascii="Times New Roman" w:hAnsi="Times New Roman" w:eastAsia="Malgun Gothic"/>
+          <w:b/>
+          <w:i w:val="0"/>
+          <w:sz w:val="22"/>
+        </w:rPr>
+        <w:t xml:space="preserve">Сташенко: </w:t>
+      </w:r>
+      <w:r>
+        <w:rPr>
+          <w:rFonts w:ascii="Times New Roman" w:hAnsi="Times New Roman" w:eastAsia="Malgun Gothic"/>
+          <w:b w:val="0"/>
+          <w:i w:val="0"/>
+          <w:sz w:val="22"/>
+        </w:rPr>
+        <w:t>Дима. Студент, второй курс политеха.</w:t>
+      </w:r>
+    </w:p>
+    <w:p>
+      <w:pPr>
+        <w:spacing w:before="0" w:after="110" w:line="300" w:lineRule="auto"/>
+      </w:pPr>
+      <w:r>
+        <w:rPr>
+          <w:rFonts w:ascii="Times New Roman" w:hAnsi="Times New Roman" w:eastAsia="Malgun Gothic"/>
+          <w:b/>
+          <w:i w:val="0"/>
+          <w:sz w:val="22"/>
+        </w:rPr>
+        <w:t xml:space="preserve">Лёша: </w:t>
+      </w:r>
+      <w:r>
+        <w:rPr>
+          <w:rFonts w:ascii="Times New Roman" w:hAnsi="Times New Roman" w:eastAsia="Malgun Gothic"/>
+          <w:b w:val="0"/>
+          <w:i w:val="0"/>
+          <w:sz w:val="22"/>
+        </w:rPr>
+        <w:t>Позвоните ему от меня. Скажите — завтра не надо. Пусть отоспится. На день голосования он нужен нам свежим.</w:t>
+      </w:r>
+    </w:p>
+    <w:p>
+      <w:pPr>
+        <w:spacing w:before="0" w:after="110" w:line="300" w:lineRule="auto"/>
+      </w:pPr>
+      <w:r>
+        <w:rPr>
+          <w:rFonts w:ascii="Times New Roman" w:hAnsi="Times New Roman" w:eastAsia="Malgun Gothic"/>
+          <w:b/>
+          <w:i w:val="0"/>
+          <w:sz w:val="22"/>
+        </w:rPr>
+        <w:t xml:space="preserve">Сташенко: </w:t>
+      </w:r>
+      <w:r>
+        <w:rPr>
+          <w:rFonts w:ascii="Times New Roman" w:hAnsi="Times New Roman" w:eastAsia="Malgun Gothic"/>
+          <w:b w:val="0"/>
+          <w:i w:val="0"/>
+          <w:sz w:val="22"/>
+        </w:rPr>
+        <w:t>Он обидится, Алексей Николаевич.</w:t>
+      </w:r>
+    </w:p>
+    <w:p>
+      <w:pPr>
+        <w:spacing w:before="0" w:after="110" w:line="300" w:lineRule="auto"/>
+      </w:pPr>
+      <w:r>
+        <w:rPr>
+          <w:rFonts w:ascii="Times New Roman" w:hAnsi="Times New Roman" w:eastAsia="Malgun Gothic"/>
+          <w:b/>
+          <w:i w:val="0"/>
+          <w:sz w:val="22"/>
+        </w:rPr>
+        <w:t xml:space="preserve">Лёша: </w:t>
+      </w:r>
+      <w:r>
+        <w:rPr>
+          <w:rFonts w:ascii="Times New Roman" w:hAnsi="Times New Roman" w:eastAsia="Malgun Gothic"/>
+          <w:b w:val="0"/>
+          <w:i w:val="0"/>
+          <w:sz w:val="22"/>
+        </w:rPr>
+        <w:t>Пусть обидится выспавшимся.</w:t>
+      </w:r>
+    </w:p>
+    <w:p>
+      <w:pPr>
         <w:keepNext/>
         <w:spacing w:before="320" w:after="140"/>
       </w:pPr>
@@ -1717,6 +2463,118 @@
     </w:p>
     <w:p>
       <w:pPr>
+        <w:spacing w:before="0" w:after="110" w:line="300" w:lineRule="auto"/>
+      </w:pPr>
+      <w:r>
+        <w:rPr>
+          <w:rFonts w:ascii="Times New Roman" w:hAnsi="Times New Roman" w:eastAsia="Malgun Gothic"/>
+          <w:b/>
+          <w:i w:val="0"/>
+          <w:sz w:val="22"/>
+        </w:rPr>
+        <w:t xml:space="preserve">Лёша: </w:t>
+      </w:r>
+      <w:r>
+        <w:rPr>
+          <w:rFonts w:ascii="Times New Roman" w:hAnsi="Times New Roman" w:eastAsia="Malgun Gothic"/>
+          <w:b w:val="0"/>
+          <w:i w:val="0"/>
+          <w:sz w:val="22"/>
+        </w:rPr>
+        <w:t>Как нам узнать вас в ту ночь? Чтобы наши люди не приняли вас за чужого.</w:t>
+      </w:r>
+    </w:p>
+    <w:p>
+      <w:pPr>
+        <w:spacing w:before="0" w:after="110" w:line="300" w:lineRule="auto"/>
+      </w:pPr>
+      <w:r>
+        <w:rPr>
+          <w:rFonts w:ascii="Times New Roman" w:hAnsi="Times New Roman" w:eastAsia="Malgun Gothic"/>
+          <w:b/>
+          <w:i w:val="0"/>
+          <w:sz w:val="22"/>
+        </w:rPr>
+        <w:t xml:space="preserve">Председатель участка: </w:t>
+      </w:r>
+      <w:r>
+        <w:rPr>
+          <w:rFonts w:ascii="Times New Roman" w:hAnsi="Times New Roman" w:eastAsia="Malgun Gothic"/>
+          <w:b w:val="0"/>
+          <w:i/>
+          <w:color w:val="555555"/>
+          <w:sz w:val="22"/>
+        </w:rPr>
+        <w:t>(после паузы)</w:t>
+      </w:r>
+      <w:r>
+        <w:rPr>
+          <w:rFonts w:ascii="Times New Roman" w:hAnsi="Times New Roman" w:eastAsia="Malgun Gothic"/>
+          <w:b w:val="0"/>
+          <w:i w:val="0"/>
+          <w:sz w:val="22"/>
+        </w:rPr>
+        <w:t xml:space="preserve"> У меня на столе будет стоять горшок с геранью. Больше ни у кого на том этаже цветов нет.</w:t>
+      </w:r>
+    </w:p>
+    <w:p>
+      <w:pPr>
+        <w:spacing w:before="0" w:after="110" w:line="300" w:lineRule="auto"/>
+      </w:pPr>
+      <w:r>
+        <w:rPr>
+          <w:rFonts w:ascii="Times New Roman" w:hAnsi="Times New Roman" w:eastAsia="Malgun Gothic"/>
+          <w:b/>
+          <w:i w:val="0"/>
+          <w:sz w:val="22"/>
+        </w:rPr>
+        <w:t xml:space="preserve">Катя: </w:t>
+      </w:r>
+      <w:r>
+        <w:rPr>
+          <w:rFonts w:ascii="Times New Roman" w:hAnsi="Times New Roman" w:eastAsia="Malgun Gothic"/>
+          <w:b w:val="0"/>
+          <w:i w:val="0"/>
+          <w:sz w:val="22"/>
+        </w:rPr>
+        <w:t>Герань. Запомнила.</w:t>
+      </w:r>
+    </w:p>
+    <w:p>
+      <w:pPr>
+        <w:spacing w:before="0" w:after="110" w:line="300" w:lineRule="auto"/>
+      </w:pPr>
+      <w:r>
+        <w:rPr>
+          <w:rFonts w:ascii="Times New Roman" w:hAnsi="Times New Roman" w:eastAsia="Malgun Gothic"/>
+          <w:b/>
+          <w:i w:val="0"/>
+          <w:sz w:val="22"/>
+        </w:rPr>
+        <w:t xml:space="preserve">Председатель участка: </w:t>
+      </w:r>
+      <w:r>
+        <w:rPr>
+          <w:rFonts w:ascii="Times New Roman" w:hAnsi="Times New Roman" w:eastAsia="Malgun Gothic"/>
+          <w:b w:val="0"/>
+          <w:i/>
+          <w:color w:val="555555"/>
+          <w:sz w:val="22"/>
+        </w:rPr>
+        <w:t>(почти шёпотом)</w:t>
+      </w:r>
+      <w:r>
+        <w:rPr>
+          <w:rFonts w:ascii="Times New Roman" w:hAnsi="Times New Roman" w:eastAsia="Malgun Gothic"/>
+          <w:b w:val="0"/>
+          <w:i w:val="0"/>
+          <w:sz w:val="22"/>
+        </w:rPr>
+        <w:t xml:space="preserve"> Хорошо, что вы есть. Правда. До свидания.</w:t>
+      </w:r>
+    </w:p>
+    <w:p>
+      <w:pPr>
         <w:keepNext/>
         <w:spacing w:before="320" w:after="140"/>
       </w:pPr>
@@ -1917,6 +2775,154 @@
     </w:p>
     <w:p>
       <w:pPr>
+        <w:spacing w:before="0" w:after="110" w:line="300" w:lineRule="auto"/>
+      </w:pPr>
+      <w:r>
+        <w:rPr>
+          <w:rFonts w:ascii="Times New Roman" w:hAnsi="Times New Roman" w:eastAsia="Malgun Gothic"/>
+          <w:b/>
+          <w:i w:val="0"/>
+          <w:sz w:val="22"/>
+        </w:rPr>
+        <w:t xml:space="preserve">Лёша: </w:t>
+      </w:r>
+      <w:r>
+        <w:rPr>
+          <w:rFonts w:ascii="Times New Roman" w:hAnsi="Times New Roman" w:eastAsia="Malgun Gothic"/>
+          <w:b w:val="0"/>
+          <w:i w:val="0"/>
+          <w:sz w:val="22"/>
+        </w:rPr>
+        <w:t>Дарья, ты уверена, что хочешь добавить этот раздел? Статья и так бьёт по всем сразу.</w:t>
+      </w:r>
+    </w:p>
+    <w:p>
+      <w:pPr>
+        <w:spacing w:before="0" w:after="110" w:line="300" w:lineRule="auto"/>
+      </w:pPr>
+      <w:r>
+        <w:rPr>
+          <w:rFonts w:ascii="Times New Roman" w:hAnsi="Times New Roman" w:eastAsia="Malgun Gothic"/>
+          <w:b/>
+          <w:i w:val="0"/>
+          <w:sz w:val="22"/>
+        </w:rPr>
+        <w:t xml:space="preserve">Дарья: </w:t>
+      </w:r>
+      <w:r>
+        <w:rPr>
+          <w:rFonts w:ascii="Times New Roman" w:hAnsi="Times New Roman" w:eastAsia="Malgun Gothic"/>
+          <w:b w:val="0"/>
+          <w:i w:val="0"/>
+          <w:sz w:val="22"/>
+        </w:rPr>
+        <w:t>Именно поэтому. Схема без механизма — это мнение. Схема с механизмом — это доказательство. Покажу, как это делается руками конкретных людей, — и никто не скажет, что я фантазирую.</w:t>
+      </w:r>
+    </w:p>
+    <w:p>
+      <w:pPr>
+        <w:spacing w:before="0" w:after="110" w:line="300" w:lineRule="auto"/>
+      </w:pPr>
+      <w:r>
+        <w:rPr>
+          <w:rFonts w:ascii="Times New Roman" w:hAnsi="Times New Roman" w:eastAsia="Malgun Gothic"/>
+          <w:b/>
+          <w:i w:val="0"/>
+          <w:sz w:val="22"/>
+        </w:rPr>
+        <w:t xml:space="preserve">Лёша: </w:t>
+      </w:r>
+      <w:r>
+        <w:rPr>
+          <w:rFonts w:ascii="Times New Roman" w:hAnsi="Times New Roman" w:eastAsia="Malgun Gothic"/>
+          <w:b w:val="0"/>
+          <w:i w:val="0"/>
+          <w:sz w:val="22"/>
+        </w:rPr>
+        <w:t>А председатели, которых заставили? Они же тоже там будут.</w:t>
+      </w:r>
+    </w:p>
+    <w:p>
+      <w:pPr>
+        <w:spacing w:before="0" w:after="110" w:line="300" w:lineRule="auto"/>
+      </w:pPr>
+      <w:r>
+        <w:rPr>
+          <w:rFonts w:ascii="Times New Roman" w:hAnsi="Times New Roman" w:eastAsia="Malgun Gothic"/>
+          <w:b/>
+          <w:i w:val="0"/>
+          <w:sz w:val="22"/>
+        </w:rPr>
+        <w:t xml:space="preserve">Дарья: </w:t>
+      </w:r>
+      <w:r>
+        <w:rPr>
+          <w:rFonts w:ascii="Times New Roman" w:hAnsi="Times New Roman" w:eastAsia="Malgun Gothic"/>
+          <w:b w:val="0"/>
+          <w:i w:val="0"/>
+          <w:sz w:val="22"/>
+        </w:rPr>
+        <w:t>Без фамилий. Только номера участков и то, что зафиксировано на видео. Людей, которых ломали, я ломать не стану.</w:t>
+      </w:r>
+    </w:p>
+    <w:p>
+      <w:pPr>
+        <w:spacing w:before="0" w:after="110" w:line="300" w:lineRule="auto"/>
+      </w:pPr>
+      <w:r>
+        <w:rPr>
+          <w:rFonts w:ascii="Times New Roman" w:hAnsi="Times New Roman" w:eastAsia="Malgun Gothic"/>
+          <w:b/>
+          <w:i w:val="0"/>
+          <w:sz w:val="22"/>
+        </w:rPr>
+        <w:t xml:space="preserve">Лёша: </w:t>
+      </w:r>
+      <w:r>
+        <w:rPr>
+          <w:rFonts w:ascii="Times New Roman" w:hAnsi="Times New Roman" w:eastAsia="Malgun Gothic"/>
+          <w:b w:val="0"/>
+          <w:i/>
+          <w:color w:val="555555"/>
+          <w:sz w:val="22"/>
+        </w:rPr>
+        <w:t>(тихо)</w:t>
+      </w:r>
+      <w:r>
+        <w:rPr>
+          <w:rFonts w:ascii="Times New Roman" w:hAnsi="Times New Roman" w:eastAsia="Malgun Gothic"/>
+          <w:b w:val="0"/>
+          <w:i w:val="0"/>
+          <w:sz w:val="22"/>
+        </w:rPr>
+        <w:t xml:space="preserve"> Иногда ты разговариваешь как Быков.</w:t>
+      </w:r>
+    </w:p>
+    <w:p>
+      <w:pPr>
+        <w:spacing w:before="0" w:after="110" w:line="300" w:lineRule="auto"/>
+      </w:pPr>
+      <w:r>
+        <w:rPr>
+          <w:rFonts w:ascii="Times New Roman" w:hAnsi="Times New Roman" w:eastAsia="Malgun Gothic"/>
+          <w:b/>
+          <w:i w:val="0"/>
+          <w:sz w:val="22"/>
+        </w:rPr>
+        <w:t xml:space="preserve">Дарья: </w:t>
+      </w:r>
+      <w:r>
+        <w:rPr>
+          <w:rFonts w:ascii="Times New Roman" w:hAnsi="Times New Roman" w:eastAsia="Malgun Gothic"/>
+          <w:b w:val="0"/>
+          <w:i w:val="0"/>
+          <w:sz w:val="22"/>
+        </w:rPr>
+        <w:t>А иногда ты — как мой отец. Мы оба давно это заметили, просто не говорим вслух.</w:t>
+      </w:r>
+    </w:p>
+    <w:p>
+      <w:pPr>
         <w:keepNext/>
         <w:spacing w:before="320" w:after="140"/>
       </w:pPr>
@@ -2077,7 +3083,17 @@
           <w:i w:val="0"/>
           <w:sz w:val="22"/>
         </w:rPr>
-        <w:t xml:space="preserve">Катя: </w:t>
+        <w:t xml:space="preserve">Павел: </w:t>
+      </w:r>
+      <w:r>
+        <w:rPr>
+          <w:rFonts w:ascii="Times New Roman" w:hAnsi="Times New Roman" w:eastAsia="Malgun Gothic"/>
+          <w:b w:val="0"/>
+          <w:i/>
+          <w:color w:val="555555"/>
+          <w:sz w:val="22"/>
+        </w:rPr>
+        <w:t>(смеётся в трубку)</w:t>
       </w:r>
       <w:r>
         <w:rPr>
@@ -2086,7 +3102,7 @@
           <w:i w:val="0"/>
           <w:sz w:val="22"/>
         </w:rPr>
-        <w:t>Алексей Николаевич, что дальше?</w:t>
+        <w:t xml:space="preserve"> Не привыкну. Но запомню.</w:t>
       </w:r>
     </w:p>
     <w:p>
@@ -2109,7 +3125,7 @@
           <w:i w:val="0"/>
           <w:sz w:val="22"/>
         </w:rPr>
-        <w:t>Дальше ждём публикации Дарьи, готовим дополнительных наблюдателей на день голосования и… держимся. До выборов меньше недели.</w:t>
+        <w:t>Как твой бывший коллега?</w:t>
       </w:r>
     </w:p>
     <w:p>
@@ -2123,7 +3139,7 @@
           <w:i w:val="0"/>
           <w:sz w:val="22"/>
         </w:rPr>
-        <w:t xml:space="preserve">Катя: </w:t>
+        <w:t xml:space="preserve">Павел: </w:t>
       </w:r>
       <w:r>
         <w:rPr>
@@ -2132,7 +3148,7 @@
           <w:i w:val="0"/>
           <w:sz w:val="22"/>
         </w:rPr>
-        <w:t>Волошин не сдастся без боя, судя по всему, что мы уже видели.</w:t>
+        <w:t>Протрезвел. Сказал, что после выборов пойдёт к следователю сам, если мы победим. А если проиграем — уедет к сестре в Омск.</w:t>
       </w:r>
     </w:p>
     <w:p>
@@ -2155,7 +3171,183 @@
           <w:i w:val="0"/>
           <w:sz w:val="22"/>
         </w:rPr>
-        <w:t>Знаю. Но и мы не сдадимся. Гоголь спрашивал: «Русь, куда ж несёшься ты? Дай ответ». Хочу, чтобы в этот раз ответ писали не в избиркоме, а на участках.</w:t>
+        <w:t>Скажи ему: пусть лучше спит спокойно в любом случае. Остальное — наша забота.</w:t>
+      </w:r>
+    </w:p>
+    <w:p>
+      <w:pPr>
+        <w:spacing w:before="0" w:after="110" w:line="300" w:lineRule="auto"/>
+      </w:pPr>
+      <w:r>
+        <w:rPr>
+          <w:rFonts w:ascii="Times New Roman" w:hAnsi="Times New Roman" w:eastAsia="Malgun Gothic"/>
+          <w:b/>
+          <w:i w:val="0"/>
+          <w:sz w:val="22"/>
+        </w:rPr>
+        <w:t xml:space="preserve">Павел: </w:t>
+      </w:r>
+      <w:r>
+        <w:rPr>
+          <w:rFonts w:ascii="Times New Roman" w:hAnsi="Times New Roman" w:eastAsia="Malgun Gothic"/>
+          <w:b w:val="0"/>
+          <w:i w:val="0"/>
+          <w:sz w:val="22"/>
+        </w:rPr>
+        <w:t xml:space="preserve">Скажу. </w:t>
+      </w:r>
+      <w:r>
+        <w:rPr>
+          <w:rFonts w:ascii="Times New Roman" w:hAnsi="Times New Roman" w:eastAsia="Malgun Gothic"/>
+          <w:b w:val="0"/>
+          <w:i/>
+          <w:color w:val="555555"/>
+          <w:sz w:val="22"/>
+        </w:rPr>
+        <w:t>(пауза)</w:t>
+      </w:r>
+      <w:r>
+        <w:rPr>
+          <w:rFonts w:ascii="Times New Roman" w:hAnsi="Times New Roman" w:eastAsia="Malgun Gothic"/>
+          <w:b w:val="0"/>
+          <w:i w:val="0"/>
+          <w:sz w:val="22"/>
+        </w:rPr>
+        <w:t xml:space="preserve"> Лёш, береги Катю и Игоря. Они сейчас на самом виду.</w:t>
+      </w:r>
+    </w:p>
+    <w:p>
+      <w:pPr>
+        <w:spacing w:before="0" w:after="110" w:line="300" w:lineRule="auto"/>
+      </w:pPr>
+      <w:r>
+        <w:rPr>
+          <w:rFonts w:ascii="Times New Roman" w:hAnsi="Times New Roman" w:eastAsia="Malgun Gothic"/>
+          <w:b/>
+          <w:i w:val="0"/>
+          <w:sz w:val="22"/>
+        </w:rPr>
+        <w:t xml:space="preserve">Лёша: </w:t>
+      </w:r>
+      <w:r>
+        <w:rPr>
+          <w:rFonts w:ascii="Times New Roman" w:hAnsi="Times New Roman" w:eastAsia="Malgun Gothic"/>
+          <w:b w:val="0"/>
+          <w:i w:val="0"/>
+          <w:sz w:val="22"/>
+        </w:rPr>
+        <w:t>Берегу. Ты тоже — себя.</w:t>
+      </w:r>
+    </w:p>
+    <w:p>
+      <w:pPr>
+        <w:spacing w:before="0" w:after="110" w:line="300" w:lineRule="auto"/>
+      </w:pPr>
+      <w:r>
+        <w:rPr>
+          <w:rFonts w:ascii="Times New Roman" w:hAnsi="Times New Roman" w:eastAsia="Malgun Gothic"/>
+          <w:b/>
+          <w:i w:val="0"/>
+          <w:sz w:val="22"/>
+        </w:rPr>
+        <w:t xml:space="preserve">Катя: </w:t>
+      </w:r>
+      <w:r>
+        <w:rPr>
+          <w:rFonts w:ascii="Times New Roman" w:hAnsi="Times New Roman" w:eastAsia="Malgun Gothic"/>
+          <w:b w:val="0"/>
+          <w:i w:val="0"/>
+          <w:sz w:val="22"/>
+        </w:rPr>
+        <w:t>Алексей Николаевич, что дальше?</w:t>
+      </w:r>
+    </w:p>
+    <w:p>
+      <w:pPr>
+        <w:spacing w:before="0" w:after="110" w:line="300" w:lineRule="auto"/>
+      </w:pPr>
+      <w:r>
+        <w:rPr>
+          <w:rFonts w:ascii="Times New Roman" w:hAnsi="Times New Roman" w:eastAsia="Malgun Gothic"/>
+          <w:b/>
+          <w:i w:val="0"/>
+          <w:sz w:val="22"/>
+        </w:rPr>
+        <w:t xml:space="preserve">Лёша: </w:t>
+      </w:r>
+      <w:r>
+        <w:rPr>
+          <w:rFonts w:ascii="Times New Roman" w:hAnsi="Times New Roman" w:eastAsia="Malgun Gothic"/>
+          <w:b w:val="0"/>
+          <w:i w:val="0"/>
+          <w:sz w:val="22"/>
+        </w:rPr>
+        <w:t>Дальше ждём публикации Дарьи, готовим дополнительных наблюдателей на день голосования и… держимся. До выборов меньше недели.</w:t>
+      </w:r>
+    </w:p>
+    <w:p>
+      <w:pPr>
+        <w:spacing w:before="0" w:after="110" w:line="300" w:lineRule="auto"/>
+      </w:pPr>
+      <w:r>
+        <w:rPr>
+          <w:rFonts w:ascii="Times New Roman" w:hAnsi="Times New Roman" w:eastAsia="Malgun Gothic"/>
+          <w:b/>
+          <w:i w:val="0"/>
+          <w:sz w:val="22"/>
+        </w:rPr>
+        <w:t xml:space="preserve">Катя: </w:t>
+      </w:r>
+      <w:r>
+        <w:rPr>
+          <w:rFonts w:ascii="Times New Roman" w:hAnsi="Times New Roman" w:eastAsia="Malgun Gothic"/>
+          <w:b w:val="0"/>
+          <w:i w:val="0"/>
+          <w:sz w:val="22"/>
+        </w:rPr>
+        <w:t>Волошин не сдастся без боя, судя по всему, что мы уже видели.</w:t>
+      </w:r>
+    </w:p>
+    <w:p>
+      <w:pPr>
+        <w:spacing w:before="0" w:after="110" w:line="300" w:lineRule="auto"/>
+      </w:pPr>
+      <w:r>
+        <w:rPr>
+          <w:rFonts w:ascii="Times New Roman" w:hAnsi="Times New Roman" w:eastAsia="Malgun Gothic"/>
+          <w:b/>
+          <w:i w:val="0"/>
+          <w:sz w:val="22"/>
+        </w:rPr>
+        <w:t xml:space="preserve">Лёша: </w:t>
+      </w:r>
+      <w:r>
+        <w:rPr>
+          <w:rFonts w:ascii="Times New Roman" w:hAnsi="Times New Roman" w:eastAsia="Malgun Gothic"/>
+          <w:b w:val="0"/>
+          <w:i w:val="0"/>
+          <w:sz w:val="22"/>
+        </w:rPr>
+        <w:t xml:space="preserve">Знаю. Но и мы не сдадимся. </w:t>
+      </w:r>
+      <w:r>
+        <w:rPr>
+          <w:rFonts w:ascii="Times New Roman" w:hAnsi="Times New Roman" w:eastAsia="Malgun Gothic"/>
+          <w:b w:val="0"/>
+          <w:i/>
+          <w:color w:val="555555"/>
+          <w:sz w:val="22"/>
+        </w:rPr>
+        <w:t>(усмехается)</w:t>
+      </w:r>
+      <w:r>
+        <w:rPr>
+          <w:rFonts w:ascii="Times New Roman" w:hAnsi="Times New Roman" w:eastAsia="Malgun Gothic"/>
+          <w:b w:val="0"/>
+          <w:i w:val="0"/>
+          <w:sz w:val="22"/>
+        </w:rPr>
+        <w:t xml:space="preserve"> Раз уж вся эта история началась у нас с Пашей с Гоголя, вот тебе и конец поэмы: «Русь, куда ж несёшься ты? дай ответ». Хочу, чтобы в этот раз ответ писали не в избиркоме, а на участках.</w:t>
       </w:r>
     </w:p>
     <w:p>
@@ -2185,7 +3377,7 @@
           <w:i w:val="0"/>
           <w:sz w:val="22"/>
         </w:rPr>
-        <w:t>Гоголь, «Мёртвые души» (1842): «Русь, куда ж несёшься ты? дай ответ. Не даёт ответа»</w:t>
+        <w:t>Гоголь, «Мёртвые души» (1842): «Русь, куда ж несёшься ты? дай ответ»</w:t>
       </w:r>
       <w:r>
         <w:rPr>
@@ -2194,7 +3386,7 @@
           <w:i w:val="0"/>
           <w:sz w:val="22"/>
         </w:rPr>
-        <w:t xml:space="preserve"> — 한국어 해설: 선거인 명부의 ‘죽은 영혼’(유령 유권자)은 그 자체로 치치코프의 사기를 떠올리게 한다. 파벨이 “치치코프는 지금이라면 선관위에서 일할 것”이라고 비꼬고(장면 1), 료샤는 마지막 장면에서 삼두마차 대목을 인용해 “이번에는 답을 선관위가 아니라 투표소에서 쓰게 하겠다”고 다짐한다(장면 9).</w:t>
+        <w:t xml:space="preserve"> — 한국어 해설: 선거인 명부의 ‘죽은 영혼’(유령 유권자)은 그 자체로 치치코프의 사기를 떠올리게 한다. 파벨이 “치치코프는 지금이라면 선관위에서 일할 것”이라고 비꼬고(장면 1), 료샤는 마지막 장면에서 서사시의 마지막 삼두마차 대목을 인용해 “이번에는 답을 선관위가 아니라 투표소에서 쓰게 하겠다”고 다짐한다(장면 9).</w:t>
       </w:r>
     </w:p>
     <w:p>

--- a/러시아 인권변호사/3부/3부_6화_선거_조작_저지.docx
+++ b/러시아 인권변호사/3부/3부_6화_선거_조작_저지.docx
@@ -1320,7 +1320,7 @@
           <w:i w:val="0"/>
           <w:sz w:val="22"/>
         </w:rPr>
-        <w:t xml:space="preserve"> Остальные — как у Крылова в басне: «А Васька слушает да ест». Им говорят про закон, про совесть, а они кивают и делают своё.</w:t>
+        <w:t xml:space="preserve"> Остальным — как с гуся вода. Им говорят про закон, про совесть, а они кивают и делают своё.</w:t>
       </w:r>
     </w:p>
     <w:p>
@@ -1343,7 +1343,7 @@
           <w:i w:val="0"/>
           <w:sz w:val="22"/>
         </w:rPr>
-        <w:t>Значит, вместо того чтобы читать Ваське нотации, надо убрать миску со стола.</w:t>
+        <w:t>Значит, уговаривать бесполезно. Надо не читать нотации, а ловить за руку — на камеру.</w:t>
       </w:r>
     </w:p>
     <w:p>
@@ -3400,7 +3400,7 @@
           <w:i w:val="0"/>
           <w:sz w:val="22"/>
         </w:rPr>
-        <w:t>Крылов, «Кот и Повар» (1812): «А Васька слушает да ест»</w:t>
+        <w:t>Русская поговорка: «Как с гуся вода»</w:t>
       </w:r>
       <w:r>
         <w:rPr>
@@ -3409,7 +3409,7 @@
           <w:i w:val="0"/>
           <w:sz w:val="22"/>
         </w:rPr>
-        <w:t xml:space="preserve"> — 한국어 해설: 선관위원 그로모바가 양심 설교에도 아랑곳없이 조작을 계속하는 투표소 위원장들을 이 우화로 빗댄다. 료샤는 “고양이에게 훈계할 게 아니라 그릇을 치워야 한다”고 받아, 설득이 아닌 증거 확보로 작전의 방향을 정한다(장면 4).</w:t>
+        <w:t xml:space="preserve"> — 한국어 해설: 아무리 말해도 전혀 개의치 않는다는 뜻의 관용 표현. 선관위원 그로모바가 양심 설교에도 아랑곳없이 조작을 계속하는 투표소 위원장들을 이렇게 빗대고, 료샤는 “훈계할 게 아니라 카메라로 현장을 잡아야 한다”고 받아, 설득이 아닌 증거 확보로 작전의 방향을 정한다(장면 4).</w:t>
       </w:r>
     </w:p>
     <w:p>

--- a/러시아 인권변호사/3부/3부_6화_선거_조작_저지.docx
+++ b/러시아 인권변호사/3부/3부_6화_선거_조작_저지.docx
@@ -1002,6 +1002,29 @@
           <w:i w:val="0"/>
           <w:sz w:val="22"/>
         </w:rPr>
+        <w:t xml:space="preserve">Катя: </w:t>
+      </w:r>
+      <w:r>
+        <w:rPr>
+          <w:rFonts w:ascii="Times New Roman" w:hAnsi="Times New Roman" w:eastAsia="Malgun Gothic"/>
+          <w:b w:val="0"/>
+          <w:i w:val="0"/>
+          <w:sz w:val="22"/>
+        </w:rPr>
+        <w:t>Когда всё закончится, расскажете ей правду. Она будет гордиться.</w:t>
+      </w:r>
+    </w:p>
+    <w:p>
+      <w:pPr>
+        <w:spacing w:before="0" w:after="110" w:line="300" w:lineRule="auto"/>
+      </w:pPr>
+      <w:r>
+        <w:rPr>
+          <w:rFonts w:ascii="Times New Roman" w:hAnsi="Times New Roman" w:eastAsia="Malgun Gothic"/>
+          <w:b/>
+          <w:i w:val="0"/>
+          <w:sz w:val="22"/>
+        </w:rPr>
         <w:t xml:space="preserve">Волонтёр 2: </w:t>
       </w:r>
       <w:r>
@@ -1091,29 +1114,6 @@
           <w:sz w:val="22"/>
         </w:rPr>
         <w:t>Для этого вас двое на участке. Меняетесь. Никогда не оставляйте урну без глаз. Ни на минуту.</w:t>
-      </w:r>
-    </w:p>
-    <w:p>
-      <w:pPr>
-        <w:spacing w:before="0" w:after="110" w:line="300" w:lineRule="auto"/>
-      </w:pPr>
-      <w:r>
-        <w:rPr>
-          <w:rFonts w:ascii="Times New Roman" w:hAnsi="Times New Roman" w:eastAsia="Malgun Gothic"/>
-          <w:b/>
-          <w:i w:val="0"/>
-          <w:sz w:val="22"/>
-        </w:rPr>
-        <w:t xml:space="preserve">Катя: </w:t>
-      </w:r>
-      <w:r>
-        <w:rPr>
-          <w:rFonts w:ascii="Times New Roman" w:hAnsi="Times New Roman" w:eastAsia="Malgun Gothic"/>
-          <w:b w:val="0"/>
-          <w:i w:val="0"/>
-          <w:sz w:val="22"/>
-        </w:rPr>
-        <w:t>Когда всё закончится, расскажете ей правду. Она будет гордиться.</w:t>
       </w:r>
     </w:p>
     <w:p>

--- a/러시아 인권변호사/3부/3부_6화_선거_조작_저지.docx
+++ b/러시아 인권변호사/3부/3부_6화_선거_조작_저지.docx
@@ -1376,7 +1376,7 @@
           <w:i w:val="0"/>
           <w:sz w:val="22"/>
         </w:rPr>
-        <w:t xml:space="preserve"> Уберите, Алексей Николаевич. Я вам списки уже дала. Больше мне, простите, нельзя.</w:t>
+        <w:t xml:space="preserve"> Вот это уже ваша забота, Алексей Николаевич. Я вам списки уже дала. Больше мне, простите, нельзя.</w:t>
       </w:r>
     </w:p>
     <w:p>
